--- a/Шаблон_протокола_на_печать.docx
+++ b/Шаблон_протокола_на_печать.docx
@@ -243,6 +243,9 @@
     </w:p>
     <w:p>
       <w:pPr>
+        <w:tabs>
+          <w:tab w:pos="10348" w:val="right"/>
+        </w:tabs>
         <w:spacing w:after="240"/>
         <w:jc w:val="both"/>
         <w:rPr>
@@ -279,7 +282,6 @@
           <w:sz w:val="22"/>
           <w:szCs w:val="22"/>
         </w:rPr>
-        <w:tab/>
       </w:r>
       <w:r>
         <w:rPr>
@@ -287,7 +289,6 @@
           <w:sz w:val="22"/>
           <w:szCs w:val="22"/>
         </w:rPr>
-        <w:tab/>
       </w:r>
       <w:r>
         <w:rPr>
@@ -295,7 +296,6 @@
           <w:sz w:val="22"/>
           <w:szCs w:val="22"/>
         </w:rPr>
-        <w:tab/>
       </w:r>
       <w:r>
         <w:rPr>
@@ -303,7 +303,6 @@
           <w:sz w:val="22"/>
           <w:szCs w:val="22"/>
         </w:rPr>
-        <w:tab/>
       </w:r>
       <w:r>
         <w:rPr>
@@ -311,7 +310,6 @@
           <w:sz w:val="22"/>
           <w:szCs w:val="22"/>
         </w:rPr>
-        <w:tab/>
       </w:r>
       <w:r>
         <w:rPr>
@@ -319,7 +317,6 @@
           <w:sz w:val="22"/>
           <w:szCs w:val="22"/>
         </w:rPr>
-        <w:tab/>
       </w:r>
       <w:r>
         <w:rPr>
@@ -327,7 +324,6 @@
           <w:sz w:val="22"/>
           <w:szCs w:val="22"/>
         </w:rPr>
-        <w:tab/>
       </w:r>
       <w:r>
         <w:rPr>
@@ -357,6 +353,9 @@
     </w:p>
     <w:p>
       <w:pPr>
+        <w:tabs>
+          <w:tab w:pos="10348" w:val="right"/>
+        </w:tabs>
         <w:spacing w:after="240"/>
         <w:jc w:val="both"/>
         <w:rPr>
@@ -393,7 +392,6 @@
           <w:sz w:val="22"/>
           <w:szCs w:val="22"/>
         </w:rPr>
-        <w:tab/>
       </w:r>
       <w:r>
         <w:rPr>
@@ -401,7 +399,6 @@
           <w:sz w:val="22"/>
           <w:szCs w:val="22"/>
         </w:rPr>
-        <w:tab/>
       </w:r>
       <w:r>
         <w:rPr>
@@ -409,7 +406,6 @@
           <w:sz w:val="22"/>
           <w:szCs w:val="22"/>
         </w:rPr>
-        <w:tab/>
       </w:r>
       <w:r>
         <w:rPr>
@@ -417,7 +413,6 @@
           <w:sz w:val="22"/>
           <w:szCs w:val="22"/>
         </w:rPr>
-        <w:tab/>
       </w:r>
       <w:r>
         <w:rPr>
@@ -425,7 +420,6 @@
           <w:sz w:val="22"/>
           <w:szCs w:val="22"/>
         </w:rPr>
-        <w:tab/>
       </w:r>
       <w:r>
         <w:rPr>
@@ -433,7 +427,6 @@
           <w:sz w:val="22"/>
           <w:szCs w:val="22"/>
         </w:rPr>
-        <w:tab/>
       </w:r>
       <w:r>
         <w:rPr>
@@ -441,7 +434,6 @@
           <w:sz w:val="22"/>
           <w:szCs w:val="22"/>
         </w:rPr>
-        <w:tab/>
       </w:r>
       <w:r>
         <w:rPr>
@@ -462,6 +454,9 @@
     </w:p>
     <w:p>
       <w:pPr>
+        <w:tabs>
+          <w:tab w:pos="10348" w:val="right"/>
+        </w:tabs>
         <w:spacing w:after="240"/>
         <w:jc w:val="both"/>
         <w:rPr>
@@ -490,7 +485,6 @@
           <w:sz w:val="22"/>
           <w:szCs w:val="22"/>
         </w:rPr>
-        <w:tab/>
       </w:r>
       <w:r>
         <w:rPr>
@@ -498,7 +492,6 @@
           <w:sz w:val="22"/>
           <w:szCs w:val="22"/>
         </w:rPr>
-        <w:tab/>
       </w:r>
       <w:r>
         <w:rPr>
@@ -506,7 +499,6 @@
           <w:sz w:val="22"/>
           <w:szCs w:val="22"/>
         </w:rPr>
-        <w:tab/>
       </w:r>
       <w:r>
         <w:rPr>
@@ -514,7 +506,6 @@
           <w:sz w:val="22"/>
           <w:szCs w:val="22"/>
         </w:rPr>
-        <w:tab/>
       </w:r>
       <w:r>
         <w:rPr>
@@ -522,7 +513,6 @@
           <w:sz w:val="22"/>
           <w:szCs w:val="22"/>
         </w:rPr>
-        <w:tab/>
       </w:r>
       <w:r>
         <w:rPr>
@@ -530,7 +520,6 @@
           <w:sz w:val="22"/>
           <w:szCs w:val="22"/>
         </w:rPr>
-        <w:tab/>
       </w:r>
       <w:r>
         <w:rPr>
@@ -538,7 +527,6 @@
           <w:sz w:val="22"/>
           <w:szCs w:val="22"/>
         </w:rPr>
-        <w:tab/>
       </w:r>
       <w:bookmarkStart w:id="1" w:name="_GoBack"/>
       <w:bookmarkEnd w:id="1"/>
